--- a/Interaction Overview Diagrams.docx
+++ b/Interaction Overview Diagrams.docx
@@ -1,6 +1,6 @@
 
 <file path=word/document.xml><?xml version="1.0" encoding="utf-8"?>
-<w:document xmlns:wpc="http://schemas.microsoft.com/office/word/2010/wordprocessingCanvas" xmlns:mc="http://schemas.openxmlformats.org/markup-compatibility/2006" xmlns:o="urn:schemas-microsoft-com:office:office" xmlns:r="http://schemas.openxmlformats.org/officeDocument/2006/relationships" xmlns:m="http://schemas.openxmlformats.org/officeDocument/2006/math" xmlns:v="urn:schemas-microsoft-com:vml" xmlns:wp14="http://schemas.microsoft.com/office/word/2010/wordprocessingDrawing" xmlns:wp="http://schemas.openxmlformats.org/drawingml/2006/wordprocessingDrawing" xmlns:w10="urn:schemas-microsoft-com:office:word" xmlns:w="http://schemas.openxmlformats.org/wordprocessingml/2006/main" xmlns:w14="http://schemas.microsoft.com/office/word/2010/wordml" xmlns:w15="http://schemas.microsoft.com/office/word/2012/wordml" xmlns:wpg="http://schemas.microsoft.com/office/word/2010/wordprocessingGroup" xmlns:wpi="http://schemas.microsoft.com/office/word/2010/wordprocessingInk" xmlns:wne="http://schemas.microsoft.com/office/word/2006/wordml" xmlns:wps="http://schemas.microsoft.com/office/word/2010/wordprocessingShape" mc:Ignorable="w14 w15 wp14">
+<w:document xmlns:wpc="http://schemas.microsoft.com/office/word/2010/wordprocessingCanvas" xmlns:cx="http://schemas.microsoft.com/office/drawing/2014/chartex" xmlns:cx1="http://schemas.microsoft.com/office/drawing/2015/9/8/chartex" xmlns:cx2="http://schemas.microsoft.com/office/drawing/2015/10/21/chartex" xmlns:cx3="http://schemas.microsoft.com/office/drawing/2016/5/9/chartex" xmlns:cx4="http://schemas.microsoft.com/office/drawing/2016/5/10/chartex" xmlns:cx5="http://schemas.microsoft.com/office/drawing/2016/5/11/chartex" xmlns:cx6="http://schemas.microsoft.com/office/drawing/2016/5/12/chartex" xmlns:cx7="http://schemas.microsoft.com/office/drawing/2016/5/13/chartex" xmlns:cx8="http://schemas.microsoft.com/office/drawing/2016/5/14/chartex" xmlns:mc="http://schemas.openxmlformats.org/markup-compatibility/2006" xmlns:aink="http://schemas.microsoft.com/office/drawing/2016/ink" xmlns:am3d="http://schemas.microsoft.com/office/drawing/2017/model3d" xmlns:o="urn:schemas-microsoft-com:office:office" xmlns:oel="http://schemas.microsoft.com/office/2019/extlst" xmlns:r="http://schemas.openxmlformats.org/officeDocument/2006/relationships" xmlns:m="http://schemas.openxmlformats.org/officeDocument/2006/math" xmlns:v="urn:schemas-microsoft-com:vml" xmlns:wp14="http://schemas.microsoft.com/office/word/2010/wordprocessingDrawing" xmlns:wp="http://schemas.openxmlformats.org/drawingml/2006/wordprocessingDrawing" xmlns:w10="urn:schemas-microsoft-com:office:word" xmlns:w="http://schemas.openxmlformats.org/wordprocessingml/2006/main" xmlns:w14="http://schemas.microsoft.com/office/word/2010/wordml" xmlns:w15="http://schemas.microsoft.com/office/word/2012/wordml" xmlns:w16cex="http://schemas.microsoft.com/office/word/2018/wordml/cex" xmlns:w16cid="http://schemas.microsoft.com/office/word/2016/wordml/cid" xmlns:w16="http://schemas.microsoft.com/office/word/2018/wordml" xmlns:w16du="http://schemas.microsoft.com/office/word/2023/wordml/word16du" xmlns:w16sdtdh="http://schemas.microsoft.com/office/word/2020/wordml/sdtdatahash" xmlns:w16sdtfl="http://schemas.microsoft.com/office/word/2024/wordml/sdtformatlock" xmlns:w16se="http://schemas.microsoft.com/office/word/2015/wordml/symex" xmlns:wpg="http://schemas.microsoft.com/office/word/2010/wordprocessingGroup" xmlns:wpi="http://schemas.microsoft.com/office/word/2010/wordprocessingInk" xmlns:wne="http://schemas.microsoft.com/office/word/2006/wordml" xmlns:wps="http://schemas.microsoft.com/office/word/2010/wordprocessingShape" mc:Ignorable="w14 w15 w16se w16cid w16 w16cex w16sdtdh w16sdtfl w16du wp14">
   <w:body>
     <w:p>
       <w:pPr>
@@ -66,10 +66,10 @@
           <w:noProof/>
         </w:rPr>
         <w:drawing>
-          <wp:inline distT="0" distB="0" distL="0" distR="0">
-            <wp:extent cx="5743575" cy="6143189"/>
-            <wp:effectExtent l="0" t="0" r="0" b="0"/>
-            <wp:docPr id="1" name="Picture 1" descr="C:\Users\User\Downloads\wetransfer_bank-transaction-approval-2026-05-07-184137-png_2026-05-07_1843\Bank Transaction Approval-2026-05-07-184137.png"/>
+          <wp:inline distT="0" distB="0" distL="0" distR="0" wp14:anchorId="3F01E173" wp14:editId="3B8F19AB">
+            <wp:extent cx="5943600" cy="4238625"/>
+            <wp:effectExtent l="0" t="0" r="0" b="9525"/>
+            <wp:docPr id="853749079" name="Picture 1"/>
             <wp:cNvGraphicFramePr>
               <a:graphicFrameLocks xmlns:a="http://schemas.openxmlformats.org/drawingml/2006/main" noChangeAspect="1"/>
             </wp:cNvGraphicFramePr>
@@ -77,13 +77,13 @@
               <a:graphicData uri="http://schemas.openxmlformats.org/drawingml/2006/picture">
                 <pic:pic xmlns:pic="http://schemas.openxmlformats.org/drawingml/2006/picture">
                   <pic:nvPicPr>
-                    <pic:cNvPr id="0" name="Picture 1" descr="C:\Users\User\Downloads\wetransfer_bank-transaction-approval-2026-05-07-184137-png_2026-05-07_1843\Bank Transaction Approval-2026-05-07-184137.png"/>
+                    <pic:cNvPr id="0" name="Picture 1"/>
                     <pic:cNvPicPr>
                       <a:picLocks noChangeAspect="1" noChangeArrowheads="1"/>
                     </pic:cNvPicPr>
                   </pic:nvPicPr>
                   <pic:blipFill>
-                    <a:blip r:embed="rId4" cstate="print">
+                    <a:blip r:embed="rId4">
                       <a:extLst>
                         <a:ext uri="{28A0092B-C50C-407E-A947-70E740481C1C}">
                           <a14:useLocalDpi xmlns:a14="http://schemas.microsoft.com/office/drawing/2010/main" val="0"/>
@@ -98,7 +98,7 @@
                   <pic:spPr bwMode="auto">
                     <a:xfrm>
                       <a:off x="0" y="0"/>
-                      <a:ext cx="5763538" cy="6164541"/>
+                      <a:ext cx="5943600" cy="4238625"/>
                     </a:xfrm>
                     <a:prstGeom prst="rect">
                       <a:avLst/>
@@ -167,10 +167,10 @@
         </w:rPr>
         <w:lastRenderedPageBreak/>
         <w:drawing>
-          <wp:inline distT="0" distB="0" distL="0" distR="0">
-            <wp:extent cx="5973445" cy="6924675"/>
-            <wp:effectExtent l="0" t="0" r="8255" b="9525"/>
-            <wp:docPr id="2" name="Picture 2" descr="C:\Users\User\Downloads\wetransfer_bank-transaction-approval-2026-05-07-184137-png_2026-05-07_1843\Bank Transaction Approval-2026-05-07-184156.png"/>
+          <wp:inline distT="0" distB="0" distL="0" distR="0" wp14:anchorId="56D09E45" wp14:editId="0538AA67">
+            <wp:extent cx="5943600" cy="3876040"/>
+            <wp:effectExtent l="0" t="0" r="0" b="0"/>
+            <wp:docPr id="235944137" name="Picture 2"/>
             <wp:cNvGraphicFramePr>
               <a:graphicFrameLocks xmlns:a="http://schemas.openxmlformats.org/drawingml/2006/main" noChangeAspect="1"/>
             </wp:cNvGraphicFramePr>
@@ -178,13 +178,13 @@
               <a:graphicData uri="http://schemas.openxmlformats.org/drawingml/2006/picture">
                 <pic:pic xmlns:pic="http://schemas.openxmlformats.org/drawingml/2006/picture">
                   <pic:nvPicPr>
-                    <pic:cNvPr id="0" name="Picture 3" descr="C:\Users\User\Downloads\wetransfer_bank-transaction-approval-2026-05-07-184137-png_2026-05-07_1843\Bank Transaction Approval-2026-05-07-184156.png"/>
+                    <pic:cNvPr id="0" name="Picture 3"/>
                     <pic:cNvPicPr>
                       <a:picLocks noChangeAspect="1" noChangeArrowheads="1"/>
                     </pic:cNvPicPr>
                   </pic:nvPicPr>
                   <pic:blipFill>
-                    <a:blip r:embed="rId5" cstate="print">
+                    <a:blip r:embed="rId5">
                       <a:extLst>
                         <a:ext uri="{28A0092B-C50C-407E-A947-70E740481C1C}">
                           <a14:useLocalDpi xmlns:a14="http://schemas.microsoft.com/office/drawing/2010/main" val="0"/>
@@ -199,7 +199,7 @@
                   <pic:spPr bwMode="auto">
                     <a:xfrm>
                       <a:off x="0" y="0"/>
-                      <a:ext cx="5981137" cy="6933592"/>
+                      <a:ext cx="5943600" cy="3876040"/>
                     </a:xfrm>
                     <a:prstGeom prst="rect">
                       <a:avLst/>
@@ -268,10 +268,10 @@
         </w:rPr>
         <w:lastRenderedPageBreak/>
         <w:drawing>
-          <wp:inline distT="0" distB="0" distL="0" distR="0">
-            <wp:extent cx="5768340" cy="6962775"/>
-            <wp:effectExtent l="0" t="0" r="3810" b="9525"/>
-            <wp:docPr id="3" name="Picture 3" descr="C:\Users\User\Downloads\wetransfer_bank-transaction-approval-2026-05-07-184137-png_2026-05-07_1843\Bank Transaction Approval-2026-05-07-184226.png"/>
+          <wp:inline distT="0" distB="0" distL="0" distR="0" wp14:anchorId="6AB53BF8" wp14:editId="136553F7">
+            <wp:extent cx="5943600" cy="5318760"/>
+            <wp:effectExtent l="0" t="0" r="0" b="0"/>
+            <wp:docPr id="459861294" name="Picture 3"/>
             <wp:cNvGraphicFramePr>
               <a:graphicFrameLocks xmlns:a="http://schemas.openxmlformats.org/drawingml/2006/main" noChangeAspect="1"/>
             </wp:cNvGraphicFramePr>
@@ -279,13 +279,13 @@
               <a:graphicData uri="http://schemas.openxmlformats.org/drawingml/2006/picture">
                 <pic:pic xmlns:pic="http://schemas.openxmlformats.org/drawingml/2006/picture">
                   <pic:nvPicPr>
-                    <pic:cNvPr id="0" name="Picture 5" descr="C:\Users\User\Downloads\wetransfer_bank-transaction-approval-2026-05-07-184137-png_2026-05-07_1843\Bank Transaction Approval-2026-05-07-184226.png"/>
+                    <pic:cNvPr id="0" name="Picture 5"/>
                     <pic:cNvPicPr>
                       <a:picLocks noChangeAspect="1" noChangeArrowheads="1"/>
                     </pic:cNvPicPr>
                   </pic:nvPicPr>
                   <pic:blipFill>
-                    <a:blip r:embed="rId6" cstate="print">
+                    <a:blip r:embed="rId6">
                       <a:extLst>
                         <a:ext uri="{28A0092B-C50C-407E-A947-70E740481C1C}">
                           <a14:useLocalDpi xmlns:a14="http://schemas.microsoft.com/office/drawing/2010/main" val="0"/>
@@ -300,7 +300,7 @@
                   <pic:spPr bwMode="auto">
                     <a:xfrm>
                       <a:off x="0" y="0"/>
-                      <a:ext cx="5795806" cy="6995928"/>
+                      <a:ext cx="5943600" cy="5318760"/>
                     </a:xfrm>
                     <a:prstGeom prst="rect">
                       <a:avLst/>
@@ -316,8 +316,6 @@
           </wp:inline>
         </w:drawing>
       </w:r>
-      <w:bookmarkStart w:id="0" w:name="_GoBack"/>
-      <w:bookmarkEnd w:id="0"/>
     </w:p>
     <w:p>
       <w:pPr>
@@ -372,7 +370,7 @@
 </file>
 
 <file path=word/styles.xml><?xml version="1.0" encoding="utf-8"?>
-<w:styles xmlns:mc="http://schemas.openxmlformats.org/markup-compatibility/2006" xmlns:r="http://schemas.openxmlformats.org/officeDocument/2006/relationships" xmlns:w="http://schemas.openxmlformats.org/wordprocessingml/2006/main" xmlns:w14="http://schemas.microsoft.com/office/word/2010/wordml" xmlns:w15="http://schemas.microsoft.com/office/word/2012/wordml" mc:Ignorable="w14 w15">
+<w:styles xmlns:mc="http://schemas.openxmlformats.org/markup-compatibility/2006" xmlns:r="http://schemas.openxmlformats.org/officeDocument/2006/relationships" xmlns:w="http://schemas.openxmlformats.org/wordprocessingml/2006/main" xmlns:w14="http://schemas.microsoft.com/office/word/2010/wordml" xmlns:w15="http://schemas.microsoft.com/office/word/2012/wordml" xmlns:w16cex="http://schemas.microsoft.com/office/word/2018/wordml/cex" xmlns:w16cid="http://schemas.microsoft.com/office/word/2016/wordml/cid" xmlns:w16="http://schemas.microsoft.com/office/word/2018/wordml" xmlns:w16du="http://schemas.microsoft.com/office/word/2023/wordml/word16du" xmlns:w16sdtdh="http://schemas.microsoft.com/office/word/2020/wordml/sdtdatahash" xmlns:w16sdtfl="http://schemas.microsoft.com/office/word/2024/wordml/sdtformatlock" xmlns:w16se="http://schemas.microsoft.com/office/word/2015/wordml/symex" mc:Ignorable="w14 w15 w16se w16cid w16 w16cex w16sdtdh w16sdtfl w16du">
   <w:docDefaults>
     <w:rPrDefault>
       <w:rPr>
@@ -388,7 +386,7 @@
       </w:pPr>
     </w:pPrDefault>
   </w:docDefaults>
-  <w:latentStyles w:defLockedState="0" w:defUIPriority="99" w:defSemiHidden="0" w:defUnhideWhenUsed="0" w:defQFormat="0" w:count="371">
+  <w:latentStyles w:defLockedState="0" w:defUIPriority="99" w:defSemiHidden="0" w:defUnhideWhenUsed="0" w:defQFormat="0" w:count="376">
     <w:lsdException w:name="Normal" w:uiPriority="0" w:qFormat="1"/>
     <w:lsdException w:name="heading 1" w:uiPriority="9" w:qFormat="1"/>
     <w:lsdException w:name="heading 2" w:semiHidden="1" w:uiPriority="9" w:unhideWhenUsed="1" w:qFormat="1"/>
@@ -760,6 +758,11 @@
     <w:lsdException w:name="List Table 5 Dark Accent 6" w:uiPriority="50"/>
     <w:lsdException w:name="List Table 6 Colorful Accent 6" w:uiPriority="51"/>
     <w:lsdException w:name="List Table 7 Colorful Accent 6" w:uiPriority="52"/>
+    <w:lsdException w:name="Mention" w:semiHidden="1" w:unhideWhenUsed="1"/>
+    <w:lsdException w:name="Smart Hyperlink" w:semiHidden="1" w:unhideWhenUsed="1"/>
+    <w:lsdException w:name="Hashtag" w:semiHidden="1" w:unhideWhenUsed="1"/>
+    <w:lsdException w:name="Unresolved Mention" w:semiHidden="1" w:unhideWhenUsed="1"/>
+    <w:lsdException w:name="Smart Link" w:semiHidden="1" w:unhideWhenUsed="1"/>
   </w:latentStyles>
   <w:style w:type="paragraph" w:default="1" w:styleId="Normal">
     <w:name w:val="Normal"/>
